--- a/docs/CHAPTER ONE  (1).docx
+++ b/docs/CHAPTER ONE  (1).docx
@@ -321,7 +321,7 @@
         <w:ind w:firstLine="432"/>
       </w:pPr>
       <w:r>
-        <w:t>The implemented CVCC prototype supports seven roles: Parent or Guardian, Facility Nurse, Community Health Worker (CHW), Data Officer, Branch Manager, Headquarters Administrator, and Public Health Authority (PHA). Role separation follows a Role-Based Access Control (RBAC) model and aligns each role with a dedicated interface and operational permissions [13], [20].</w:t>
+        <w:t>The implemented CVCC prototype supports five roles: Parent or Guardian, Facility Nurse, Community Health Worker (CHW), Data Officer, and Branch Manager. Role separation follows a Role-Based Access Control (RBAC) model and aligns each role with a dedicated interface and operational permissions [13], [20].</w:t>
       </w:r>
     </w:p>
     <w:p>
